--- a/templates/bill_of_lading_template.docx
+++ b/templates/bill_of_lading_template.docx
@@ -48,11 +48,11 @@
         <w:gridCol w:w="158"/>
         <w:gridCol w:w="67"/>
         <w:gridCol w:w="586"/>
-        <w:gridCol w:w="861"/>
+        <w:gridCol w:w="1561"/>
         <w:gridCol w:w="274"/>
-        <w:gridCol w:w="1049"/>
+        <w:gridCol w:w="749"/>
         <w:gridCol w:w="185"/>
-        <w:gridCol w:w="1372"/>
+        <w:gridCol w:w="972"/>
       </w:tblGrid>
       <w:tr>
         <w:trPr>
@@ -1397,7 +1397,7 @@
         </w:tc>
         <w:tc>
           <w:tcPr>
-            <w:tcW w:w="1447" w:type="dxa"/>
+            <w:tcW w:w="2147" w:type="dxa"/>
             <w:gridSpan w:val="2"/>
             <w:tcBorders>
               <w:top w:val="single" w:sz="2" w:space="0" w:color="000000"/>
@@ -1480,7 +1480,7 @@
         </w:tc>
         <w:tc>
           <w:tcPr>
-            <w:tcW w:w="1323" w:type="dxa"/>
+            <w:tcW w:w="1023" w:type="dxa"/>
             <w:gridSpan w:val="2"/>
             <w:tcBorders>
               <w:top w:val="single" w:sz="2" w:space="0" w:color="000000"/>
@@ -1567,7 +1567,7 @@
         </w:tc>
         <w:tc>
           <w:tcPr>
-            <w:tcW w:w="1557" w:type="dxa"/>
+            <w:tcW w:w="1157" w:type="dxa"/>
             <w:gridSpan w:val="2"/>
             <w:tcBorders>
               <w:top w:val="single" w:sz="2" w:space="0" w:color="000000"/>
@@ -1615,7 +1615,7 @@
       </w:tr>
       <w:tr>
         <w:trPr>
-          <w:trHeight w:val="2260"/>
+          <w:trHeight w:val="1400"/>
         </w:trPr>
         <w:tc>
           <w:tcPr>
@@ -1638,24 +1638,24 @@
           <w:p>
             <w:pPr>
               <w:snapToGrid w:val="0"/>
-              <w:spacing w:after="0" w:line="408" w:lineRule="auto"/>
+              <w:spacing w:before="0" w:after="0" w:line="240" w:lineRule="auto"/>
               <w:ind w:firstLineChars="200" w:firstLine="378"/>
               <w:textAlignment w:val="baseline"/>
               <w:rPr>
                 <w:rFonts w:ascii="Times New Roman" w:eastAsia="굴림" w:hAnsi="Times New Roman" w:cs="Times New Roman"/>
                 <w:color w:val="000000"/>
-                <w:spacing w:val="-10"/>
-                <w:w w:val="95"/>
-                <w:kern w:val="0"/>
-                <w:sz w:val="22"/>
-                <w:szCs w:val="18"/>
-              </w:rPr>
-            </w:pPr>
-            <w:r>
-              <w:rPr>
-                <w:rFonts w:ascii="Times New Roman" w:eastAsia="바탕" w:hAnsi="Times New Roman" w:cs="Times New Roman"/>
-                <w:color w:val="000000"/>
-                <w:spacing w:val="-10"/>
+                <w:spacing w:before="0" w:after="0" w:line="240" w:lineRule="auto"/>
+                <w:w w:val="95"/>
+                <w:kern w:val="0"/>
+                <w:sz w:val="22"/>
+                <w:szCs w:val="18"/>
+              </w:rPr>
+            </w:pPr>
+            <w:r>
+              <w:rPr>
+                <w:rFonts w:ascii="Times New Roman" w:eastAsia="바탕" w:hAnsi="Times New Roman" w:cs="Times New Roman"/>
+                <w:color w:val="000000"/>
+                <w:spacing w:before="0" w:after="0" w:line="240" w:lineRule="auto"/>
                 <w:w w:val="95"/>
                 <w:kern w:val="0"/>
                 <w:sz w:val="22"/>
@@ -1667,56 +1667,56 @@
           <w:p>
             <w:pPr>
               <w:snapToGrid w:val="0"/>
-              <w:spacing w:after="0" w:line="408" w:lineRule="auto"/>
-              <w:textAlignment w:val="baseline"/>
-              <w:rPr>
-                <w:rFonts w:ascii="Times New Roman" w:eastAsia="바탕" w:hAnsi="Times New Roman" w:cs="Times New Roman"/>
-                <w:color w:val="000000"/>
-                <w:spacing w:val="-10"/>
-                <w:w w:val="95"/>
-                <w:kern w:val="0"/>
-                <w:sz w:val="22"/>
-                <w:szCs w:val="18"/>
-              </w:rPr>
-            </w:pPr>
-          </w:p>
-          <w:p>
-            <w:pPr>
-              <w:snapToGrid w:val="0"/>
-              <w:spacing w:after="0" w:line="408" w:lineRule="auto"/>
-              <w:textAlignment w:val="baseline"/>
-              <w:rPr>
-                <w:rFonts w:ascii="Times New Roman" w:eastAsia="바탕" w:hAnsi="Times New Roman" w:cs="Times New Roman"/>
-                <w:color w:val="000000"/>
-                <w:spacing w:val="-10"/>
-                <w:w w:val="95"/>
-                <w:kern w:val="0"/>
-                <w:sz w:val="22"/>
-                <w:szCs w:val="18"/>
-              </w:rPr>
-            </w:pPr>
-          </w:p>
-          <w:p>
-            <w:pPr>
-              <w:snapToGrid w:val="0"/>
-              <w:spacing w:after="0" w:line="408" w:lineRule="auto"/>
+              <w:spacing w:before="0" w:after="0" w:line="240" w:lineRule="auto"/>
+              <w:textAlignment w:val="baseline"/>
+              <w:rPr>
+                <w:rFonts w:ascii="Times New Roman" w:eastAsia="바탕" w:hAnsi="Times New Roman" w:cs="Times New Roman"/>
+                <w:color w:val="000000"/>
+                <w:spacing w:before="0" w:after="0" w:line="240" w:lineRule="auto"/>
+                <w:w w:val="95"/>
+                <w:kern w:val="0"/>
+                <w:sz w:val="22"/>
+                <w:szCs w:val="18"/>
+              </w:rPr>
+            </w:pPr>
+          </w:p>
+          <w:p>
+            <w:pPr>
+              <w:snapToGrid w:val="0"/>
+              <w:spacing w:before="0" w:after="0" w:line="240" w:lineRule="auto"/>
+              <w:textAlignment w:val="baseline"/>
+              <w:rPr>
+                <w:rFonts w:ascii="Times New Roman" w:eastAsia="바탕" w:hAnsi="Times New Roman" w:cs="Times New Roman"/>
+                <w:color w:val="000000"/>
+                <w:spacing w:before="0" w:after="0" w:line="240" w:lineRule="auto"/>
+                <w:w w:val="95"/>
+                <w:kern w:val="0"/>
+                <w:sz w:val="22"/>
+                <w:szCs w:val="18"/>
+              </w:rPr>
+            </w:pPr>
+          </w:p>
+          <w:p>
+            <w:pPr>
+              <w:snapToGrid w:val="0"/>
+              <w:spacing w:before="0" w:after="0" w:line="240" w:lineRule="auto"/>
               <w:ind w:leftChars="50" w:left="100"/>
               <w:textAlignment w:val="baseline"/>
               <w:rPr>
                 <w:rFonts w:ascii="Times New Roman" w:eastAsia="굴림" w:hAnsi="Times New Roman" w:cs="Times New Roman"/>
                 <w:color w:val="000000"/>
-                <w:spacing w:val="-10"/>
-                <w:w w:val="95"/>
-                <w:kern w:val="0"/>
-                <w:sz w:val="22"/>
-                <w:szCs w:val="18"/>
-              </w:rPr>
-            </w:pPr>
-            <w:r>
-              <w:rPr>
-                <w:rFonts w:ascii="Times New Roman" w:eastAsia="바탕" w:hAnsi="Times New Roman" w:cs="Times New Roman"/>
-                <w:color w:val="000000"/>
-                <w:spacing w:val="-10"/>
+                <w:spacing w:before="0" w:after="0" w:line="240" w:lineRule="auto"/>
+                <w:w w:val="95"/>
+                <w:kern w:val="0"/>
+                <w:sz w:val="22"/>
+                <w:szCs w:val="18"/>
+              </w:rPr>
+            </w:pPr>
+            <w:r>
+              <w:rPr>
+                <w:rFonts w:ascii="Times New Roman" w:eastAsia="바탕" w:hAnsi="Times New Roman" w:cs="Times New Roman"/>
+                <w:color w:val="000000"/>
+                <w:spacing w:before="0" w:after="0" w:line="240" w:lineRule="auto"/>
                 <w:w w:val="95"/>
                 <w:kern w:val="0"/>
                 <w:sz w:val="22"/>
@@ -1728,24 +1728,24 @@
           <w:p>
             <w:pPr>
               <w:snapToGrid w:val="0"/>
-              <w:spacing w:after="0" w:line="408" w:lineRule="auto"/>
+              <w:spacing w:before="0" w:after="0" w:line="240" w:lineRule="auto"/>
               <w:ind w:leftChars="50" w:left="100"/>
               <w:textAlignment w:val="baseline"/>
               <w:rPr>
                 <w:rFonts w:ascii="Times New Roman" w:eastAsia="굴림" w:hAnsi="Times New Roman" w:cs="Times New Roman"/>
                 <w:color w:val="000000"/>
-                <w:spacing w:val="-10"/>
-                <w:w w:val="95"/>
-                <w:kern w:val="0"/>
-                <w:sz w:val="22"/>
-                <w:szCs w:val="18"/>
-              </w:rPr>
-            </w:pPr>
-            <w:r>
-              <w:rPr>
-                <w:rFonts w:ascii="Times New Roman" w:eastAsia="바탕" w:hAnsi="Times New Roman" w:cs="Times New Roman"/>
-                <w:color w:val="000000"/>
-                <w:spacing w:val="-10"/>
+                <w:spacing w:before="0" w:after="0" w:line="240" w:lineRule="auto"/>
+                <w:w w:val="95"/>
+                <w:kern w:val="0"/>
+                <w:sz w:val="22"/>
+                <w:szCs w:val="18"/>
+              </w:rPr>
+            </w:pPr>
+            <w:r>
+              <w:rPr>
+                <w:rFonts w:ascii="Times New Roman" w:eastAsia="바탕" w:hAnsi="Times New Roman" w:cs="Times New Roman"/>
+                <w:color w:val="000000"/>
+                <w:spacing w:before="0" w:after="0" w:line="240" w:lineRule="auto"/>
                 <w:w w:val="95"/>
                 <w:kern w:val="0"/>
                 <w:sz w:val="22"/>
@@ -1777,24 +1777,24 @@
             <w:pPr>
               <w:wordWrap/>
               <w:snapToGrid w:val="0"/>
-              <w:spacing w:after="0" w:line="408" w:lineRule="auto"/>
+              <w:spacing w:before="0" w:after="0" w:line="240" w:lineRule="auto"/>
               <w:jc w:val="center"/>
               <w:textAlignment w:val="baseline"/>
               <w:rPr>
                 <w:rFonts w:ascii="Times New Roman" w:eastAsia="굴림" w:hAnsi="Times New Roman" w:cs="Times New Roman"/>
                 <w:color w:val="000000"/>
-                <w:spacing w:val="-10"/>
-                <w:w w:val="95"/>
-                <w:kern w:val="0"/>
-                <w:sz w:val="22"/>
-                <w:szCs w:val="18"/>
-              </w:rPr>
-            </w:pPr>
-            <w:r>
-              <w:rPr>
-                <w:rFonts w:ascii="Times New Roman" w:eastAsia="바탕" w:hAnsi="Times New Roman" w:cs="Times New Roman"/>
-                <w:color w:val="000000"/>
-                <w:spacing w:val="-10"/>
+                <w:spacing w:before="0" w:after="0" w:line="240" w:lineRule="auto"/>
+                <w:w w:val="95"/>
+                <w:kern w:val="0"/>
+                <w:sz w:val="22"/>
+                <w:szCs w:val="18"/>
+              </w:rPr>
+            </w:pPr>
+            <w:r>
+              <w:rPr>
+                <w:rFonts w:ascii="Times New Roman" w:eastAsia="바탕" w:hAnsi="Times New Roman" w:cs="Times New Roman"/>
+                <w:color w:val="000000"/>
+                <w:spacing w:before="0" w:after="0" w:line="240" w:lineRule="auto"/>
                 <w:w w:val="95"/>
                 <w:kern w:val="0"/>
                 <w:sz w:val="22"/>
@@ -1806,7 +1806,7 @@
         </w:tc>
         <w:tc>
           <w:tcPr>
-            <w:tcW w:w="1447" w:type="dxa"/>
+            <w:tcW w:w="2147" w:type="dxa"/>
             <w:gridSpan w:val="2"/>
             <w:tcBorders>
               <w:top w:val="nil"/>
@@ -1826,24 +1826,24 @@
             <w:pPr>
               <w:wordWrap/>
               <w:snapToGrid w:val="0"/>
-              <w:spacing w:after="0" w:line="408" w:lineRule="auto"/>
-              <w:jc w:val="center"/>
-              <w:textAlignment w:val="baseline"/>
-              <w:rPr>
-                <w:rFonts w:ascii="Times New Roman" w:eastAsia="굴림" w:hAnsi="Times New Roman" w:cs="Times New Roman"/>
-                <w:color w:val="000000"/>
-                <w:spacing w:val="-10"/>
-                <w:w w:val="95"/>
-                <w:kern w:val="0"/>
-                <w:sz w:val="22"/>
-                <w:szCs w:val="18"/>
-              </w:rPr>
-            </w:pPr>
-            <w:r>
-              <w:rPr>
-                <w:rFonts w:ascii="Times New Roman" w:eastAsia="바탕" w:hAnsi="Times New Roman" w:cs="Times New Roman"/>
-                <w:color w:val="000000"/>
-                <w:spacing w:val="-10"/>
+              <w:spacing w:before="0" w:after="0" w:line="240" w:lineRule="auto"/>
+              <w:jc w:val="left"/>
+              <w:textAlignment w:val="baseline"/>
+              <w:rPr>
+                <w:rFonts w:ascii="Times New Roman" w:eastAsia="굴림" w:hAnsi="Times New Roman" w:cs="Times New Roman"/>
+                <w:color w:val="000000"/>
+                <w:spacing w:before="0" w:after="0" w:line="240" w:lineRule="auto"/>
+                <w:w w:val="95"/>
+                <w:kern w:val="0"/>
+                <w:sz w:val="22"/>
+                <w:szCs w:val="18"/>
+              </w:rPr>
+            </w:pPr>
+            <w:r>
+              <w:rPr>
+                <w:rFonts w:ascii="Times New Roman" w:eastAsia="바탕" w:hAnsi="Times New Roman" w:cs="Times New Roman"/>
+                <w:color w:val="000000"/>
+                <w:spacing w:before="0" w:after="0" w:line="240" w:lineRule="auto"/>
                 <w:w w:val="95"/>
                 <w:kern w:val="0"/>
                 <w:sz w:val="22"/>
@@ -1856,24 +1856,24 @@
             <w:pPr>
               <w:wordWrap/>
               <w:snapToGrid w:val="0"/>
-              <w:spacing w:after="0" w:line="408" w:lineRule="auto"/>
-              <w:jc w:val="center"/>
-              <w:textAlignment w:val="baseline"/>
-              <w:rPr>
-                <w:rFonts w:ascii="Times New Roman" w:eastAsia="굴림" w:hAnsi="Times New Roman" w:cs="Times New Roman"/>
-                <w:color w:val="000000"/>
-                <w:spacing w:val="-10"/>
-                <w:w w:val="95"/>
-                <w:kern w:val="0"/>
-                <w:sz w:val="22"/>
-                <w:szCs w:val="18"/>
-              </w:rPr>
-            </w:pPr>
-            <w:r>
-              <w:rPr>
-                <w:rFonts w:ascii="Times New Roman" w:eastAsia="바탕" w:hAnsi="Times New Roman" w:cs="Times New Roman"/>
-                <w:color w:val="000000"/>
-                <w:spacing w:val="-10"/>
+              <w:spacing w:before="0" w:after="0" w:line="240" w:lineRule="auto"/>
+              <w:jc w:val="left"/>
+              <w:textAlignment w:val="baseline"/>
+              <w:rPr>
+                <w:rFonts w:ascii="Times New Roman" w:eastAsia="굴림" w:hAnsi="Times New Roman" w:cs="Times New Roman"/>
+                <w:color w:val="000000"/>
+                <w:spacing w:before="0" w:after="0" w:line="240" w:lineRule="auto"/>
+                <w:w w:val="95"/>
+                <w:kern w:val="0"/>
+                <w:sz w:val="22"/>
+                <w:szCs w:val="18"/>
+              </w:rPr>
+            </w:pPr>
+            <w:r>
+              <w:rPr>
+                <w:rFonts w:ascii="Times New Roman" w:eastAsia="바탕" w:hAnsi="Times New Roman" w:cs="Times New Roman"/>
+                <w:color w:val="000000"/>
+                <w:spacing w:before="0" w:after="0" w:line="240" w:lineRule="auto"/>
                 <w:w w:val="95"/>
                 <w:kern w:val="0"/>
                 <w:sz w:val="22"/>
@@ -1885,7 +1885,7 @@
         </w:tc>
         <w:tc>
           <w:tcPr>
-            <w:tcW w:w="1323" w:type="dxa"/>
+            <w:tcW w:w="1023" w:type="dxa"/>
             <w:gridSpan w:val="2"/>
             <w:tcBorders>
               <w:top w:val="nil"/>
@@ -1905,24 +1905,24 @@
             <w:pPr>
               <w:wordWrap/>
               <w:snapToGrid w:val="0"/>
-              <w:spacing w:after="0" w:line="408" w:lineRule="auto"/>
+              <w:spacing w:before="0" w:after="0" w:line="240" w:lineRule="auto"/>
               <w:jc w:val="center"/>
               <w:textAlignment w:val="baseline"/>
               <w:rPr>
                 <w:rFonts w:ascii="Times New Roman" w:eastAsia="굴림" w:hAnsi="Times New Roman" w:cs="Times New Roman"/>
                 <w:color w:val="000000"/>
-                <w:spacing w:val="-10"/>
-                <w:w w:val="95"/>
-                <w:kern w:val="0"/>
-                <w:sz w:val="22"/>
-                <w:szCs w:val="18"/>
-              </w:rPr>
-            </w:pPr>
-            <w:r>
-              <w:rPr>
-                <w:rFonts w:ascii="Times New Roman" w:eastAsia="바탕" w:hAnsi="Times New Roman" w:cs="Times New Roman"/>
-                <w:color w:val="000000"/>
-                <w:spacing w:val="-10"/>
+                <w:spacing w:before="0" w:after="0" w:line="240" w:lineRule="auto"/>
+                <w:w w:val="95"/>
+                <w:kern w:val="0"/>
+                <w:sz w:val="22"/>
+                <w:szCs w:val="18"/>
+              </w:rPr>
+            </w:pPr>
+            <w:r>
+              <w:rPr>
+                <w:rFonts w:ascii="Times New Roman" w:eastAsia="바탕" w:hAnsi="Times New Roman" w:cs="Times New Roman"/>
+                <w:color w:val="000000"/>
+                <w:spacing w:before="0" w:after="0" w:line="240" w:lineRule="auto"/>
                 <w:w w:val="95"/>
                 <w:kern w:val="0"/>
                 <w:sz w:val="22"/>
@@ -1934,7 +1934,7 @@
         </w:tc>
         <w:tc>
           <w:tcPr>
-            <w:tcW w:w="1557" w:type="dxa"/>
+            <w:tcW w:w="1157" w:type="dxa"/>
             <w:gridSpan w:val="2"/>
             <w:tcBorders>
               <w:top w:val="nil"/>
@@ -1954,24 +1954,24 @@
             <w:pPr>
               <w:wordWrap/>
               <w:snapToGrid w:val="0"/>
-              <w:spacing w:after="0" w:line="408" w:lineRule="auto"/>
+              <w:spacing w:before="0" w:after="0" w:line="240" w:lineRule="auto"/>
               <w:jc w:val="center"/>
               <w:textAlignment w:val="baseline"/>
               <w:rPr>
                 <w:rFonts w:ascii="Times New Roman" w:eastAsia="굴림" w:hAnsi="Times New Roman" w:cs="Times New Roman"/>
                 <w:color w:val="000000"/>
-                <w:spacing w:val="-10"/>
-                <w:w w:val="95"/>
-                <w:kern w:val="0"/>
-                <w:sz w:val="22"/>
-                <w:szCs w:val="18"/>
-              </w:rPr>
-            </w:pPr>
-            <w:r>
-              <w:rPr>
-                <w:rFonts w:ascii="Times New Roman" w:eastAsia="바탕" w:hAnsi="Times New Roman" w:cs="Times New Roman"/>
-                <w:color w:val="000000"/>
-                <w:spacing w:val="-10"/>
+                <w:spacing w:before="0" w:after="0" w:line="240" w:lineRule="auto"/>
+                <w:w w:val="95"/>
+                <w:kern w:val="0"/>
+                <w:sz w:val="22"/>
+                <w:szCs w:val="18"/>
+              </w:rPr>
+            </w:pPr>
+            <w:r>
+              <w:rPr>
+                <w:rFonts w:ascii="Times New Roman" w:eastAsia="바탕" w:hAnsi="Times New Roman" w:cs="Times New Roman"/>
+                <w:color w:val="000000"/>
+                <w:spacing w:before="0" w:after="0" w:line="240" w:lineRule="auto"/>
                 <w:w w:val="95"/>
                 <w:kern w:val="0"/>
                 <w:sz w:val="22"/>
@@ -1983,60 +1983,60 @@
           <w:p>
             <w:pPr>
               <w:snapToGrid w:val="0"/>
-              <w:spacing w:after="0" w:line="408" w:lineRule="auto"/>
-              <w:textAlignment w:val="baseline"/>
-              <w:rPr>
-                <w:rFonts w:ascii="Times New Roman" w:eastAsia="바탕" w:hAnsi="Times New Roman" w:cs="Times New Roman"/>
-                <w:color w:val="000000"/>
-                <w:spacing w:val="-10"/>
-                <w:w w:val="95"/>
-                <w:kern w:val="0"/>
-                <w:sz w:val="22"/>
-                <w:szCs w:val="18"/>
-              </w:rPr>
-            </w:pPr>
-          </w:p>
-          <w:p>
-            <w:pPr>
-              <w:snapToGrid w:val="0"/>
-              <w:spacing w:after="0" w:line="408" w:lineRule="auto"/>
-              <w:textAlignment w:val="baseline"/>
-              <w:rPr>
-                <w:rFonts w:ascii="Times New Roman" w:eastAsia="바탕" w:hAnsi="Times New Roman" w:cs="Times New Roman"/>
-                <w:color w:val="000000"/>
-                <w:spacing w:val="-10"/>
-                <w:w w:val="95"/>
-                <w:kern w:val="0"/>
-                <w:sz w:val="22"/>
-                <w:szCs w:val="18"/>
-              </w:rPr>
-            </w:pPr>
-          </w:p>
-          <w:p>
-            <w:pPr>
-              <w:snapToGrid w:val="0"/>
-              <w:spacing w:after="0" w:line="408" w:lineRule="auto"/>
-              <w:textAlignment w:val="baseline"/>
-              <w:rPr>
-                <w:rFonts w:ascii="Times New Roman" w:eastAsia="바탕" w:hAnsi="Times New Roman" w:cs="Times New Roman"/>
-                <w:color w:val="000000"/>
-                <w:spacing w:val="-10"/>
-                <w:w w:val="95"/>
-                <w:kern w:val="0"/>
-                <w:sz w:val="22"/>
-                <w:szCs w:val="18"/>
-              </w:rPr>
-            </w:pPr>
-          </w:p>
-          <w:p>
-            <w:pPr>
-              <w:snapToGrid w:val="0"/>
-              <w:spacing w:after="0" w:line="408" w:lineRule="auto"/>
-              <w:textAlignment w:val="baseline"/>
-              <w:rPr>
-                <w:rFonts w:ascii="Times New Roman" w:eastAsia="바탕" w:hAnsi="Times New Roman" w:cs="Times New Roman"/>
-                <w:color w:val="000000"/>
-                <w:spacing w:val="-10"/>
+              <w:spacing w:before="0" w:after="0" w:line="240" w:lineRule="auto"/>
+              <w:textAlignment w:val="baseline"/>
+              <w:rPr>
+                <w:rFonts w:ascii="Times New Roman" w:eastAsia="바탕" w:hAnsi="Times New Roman" w:cs="Times New Roman"/>
+                <w:color w:val="000000"/>
+                <w:spacing w:before="0" w:after="0" w:line="240" w:lineRule="auto"/>
+                <w:w w:val="95"/>
+                <w:kern w:val="0"/>
+                <w:sz w:val="22"/>
+                <w:szCs w:val="18"/>
+              </w:rPr>
+            </w:pPr>
+          </w:p>
+          <w:p>
+            <w:pPr>
+              <w:snapToGrid w:val="0"/>
+              <w:spacing w:before="0" w:after="0" w:line="240" w:lineRule="auto"/>
+              <w:textAlignment w:val="baseline"/>
+              <w:rPr>
+                <w:rFonts w:ascii="Times New Roman" w:eastAsia="바탕" w:hAnsi="Times New Roman" w:cs="Times New Roman"/>
+                <w:color w:val="000000"/>
+                <w:spacing w:before="0" w:after="0" w:line="240" w:lineRule="auto"/>
+                <w:w w:val="95"/>
+                <w:kern w:val="0"/>
+                <w:sz w:val="22"/>
+                <w:szCs w:val="18"/>
+              </w:rPr>
+            </w:pPr>
+          </w:p>
+          <w:p>
+            <w:pPr>
+              <w:snapToGrid w:val="0"/>
+              <w:spacing w:before="0" w:after="0" w:line="240" w:lineRule="auto"/>
+              <w:textAlignment w:val="baseline"/>
+              <w:rPr>
+                <w:rFonts w:ascii="Times New Roman" w:eastAsia="바탕" w:hAnsi="Times New Roman" w:cs="Times New Roman"/>
+                <w:color w:val="000000"/>
+                <w:spacing w:before="0" w:after="0" w:line="240" w:lineRule="auto"/>
+                <w:w w:val="95"/>
+                <w:kern w:val="0"/>
+                <w:sz w:val="22"/>
+                <w:szCs w:val="18"/>
+              </w:rPr>
+            </w:pPr>
+          </w:p>
+          <w:p>
+            <w:pPr>
+              <w:snapToGrid w:val="0"/>
+              <w:spacing w:before="0" w:after="0" w:line="240" w:lineRule="auto"/>
+              <w:textAlignment w:val="baseline"/>
+              <w:rPr>
+                <w:rFonts w:ascii="Times New Roman" w:eastAsia="바탕" w:hAnsi="Times New Roman" w:cs="Times New Roman"/>
+                <w:color w:val="000000"/>
+                <w:spacing w:before="0" w:after="0" w:line="240" w:lineRule="auto"/>
                 <w:w w:val="95"/>
                 <w:kern w:val="0"/>
                 <w:sz w:val="22"/>
@@ -2048,7 +2048,7 @@
       </w:tr>
       <w:tr>
         <w:trPr>
-          <w:trHeight w:val="1055"/>
+          <w:trHeight w:val="700"/>
         </w:trPr>
         <w:tc>
           <w:tcPr>
@@ -2303,7 +2303,7 @@
         </w:tc>
         <w:tc>
           <w:tcPr>
-            <w:tcW w:w="1135" w:type="dxa"/>
+            <w:tcW w:w="1835" w:type="dxa"/>
             <w:gridSpan w:val="2"/>
             <w:tcBorders>
               <w:top w:val="single" w:sz="2" w:space="0" w:color="000000"/>
@@ -2363,7 +2363,7 @@
         </w:tc>
         <w:tc>
           <w:tcPr>
-            <w:tcW w:w="1234" w:type="dxa"/>
+            <w:tcW w:w="934" w:type="dxa"/>
             <w:gridSpan w:val="2"/>
             <w:tcBorders>
               <w:top w:val="single" w:sz="2" w:space="0" w:color="000000"/>
@@ -2423,7 +2423,7 @@
         </w:tc>
         <w:tc>
           <w:tcPr>
-            <w:tcW w:w="1372" w:type="dxa"/>
+            <w:tcW w:w="972" w:type="dxa"/>
             <w:tcBorders>
               <w:top w:val="single" w:sz="2" w:space="0" w:color="000000"/>
               <w:left w:val="single" w:sz="2" w:space="0" w:color="000000"/>
@@ -2647,7 +2647,7 @@
       </w:tr>
       <w:tr>
         <w:trPr>
-          <w:trHeight w:val="902"/>
+          <w:trHeight w:val="700"/>
         </w:trPr>
         <w:tc>
           <w:tcPr>
@@ -2867,7 +2867,7 @@
       </w:tr>
       <w:tr>
         <w:trPr>
-          <w:trHeight w:val="902"/>
+          <w:trHeight w:val="700"/>
         </w:trPr>
         <w:tc>
           <w:tcPr>
@@ -3023,7 +3023,7 @@
       </w:tr>
       <w:tr>
         <w:trPr>
-          <w:trHeight w:val="1200"/>
+          <w:trHeight w:val="850"/>
         </w:trPr>
         <w:tc>
           <w:tcPr>

--- a/templates/bill_of_lading_template.docx
+++ b/templates/bill_of_lading_template.docx
@@ -1,6 +1,6 @@
 
 <file path=word/document.xml><?xml version="1.0" encoding="utf-8"?>
-<w:document xmlns:mc="http://schemas.openxmlformats.org/markup-compatibility/2006" xmlns:ns4="http://schemas.openxmlformats.org/drawingml/2006/main" xmlns:ns6="http://schemas.microsoft.com/office/drawing/2010/main" xmlns:o="urn:schemas-microsoft-com:office:office" xmlns:v="urn:schemas-microsoft-com:vml" xmlns:w="http://schemas.openxmlformats.org/wordprocessingml/2006/main" xmlns:w10="urn:schemas-microsoft-com:office:word" xmlns:wp="http://schemas.openxmlformats.org/drawingml/2006/wordprocessingDrawing" xmlns:wp14="http://schemas.microsoft.com/office/word/2010/wordprocessingDrawing" xmlns:wps="http://schemas.microsoft.com/office/word/2010/wordprocessingShape" mc:Ignorable="w14 wp14">
+<w:document xmlns:mc="http://schemas.openxmlformats.org/markup-compatibility/2006" xmlns:w14="http://schemas.microsoft.com/office/word/2010/wordml" xmlns:ns4="http://schemas.openxmlformats.org/drawingml/2006/main" xmlns:ns6="http://schemas.microsoft.com/office/drawing/2010/main" xmlns:o="urn:schemas-microsoft-com:office:office" xmlns:v="urn:schemas-microsoft-com:vml" xmlns:w="http://schemas.openxmlformats.org/wordprocessingml/2006/main" xmlns:w10="urn:schemas-microsoft-com:office:word" xmlns:wp="http://schemas.openxmlformats.org/drawingml/2006/wordprocessingDrawing" xmlns:wp14="http://schemas.microsoft.com/office/word/2010/wordprocessingDrawing" xmlns:wps="http://schemas.microsoft.com/office/word/2010/wordprocessingShape" mc:Ignorable="w14 wp14">
   <w:body>
     <w:p>
       <w:pPr>
@@ -1615,7 +1615,7 @@
       </w:tr>
       <w:tr>
         <w:trPr>
-          <w:trHeight w:val="1400"/>
+          <w:trHeight w:val="2900"/>
         </w:trPr>
         <w:tc>
           <w:tcPr>
@@ -1644,18 +1644,18 @@
               <w:rPr>
                 <w:rFonts w:ascii="Times New Roman" w:eastAsia="굴림" w:hAnsi="Times New Roman" w:cs="Times New Roman"/>
                 <w:color w:val="000000"/>
-                <w:spacing w:before="0" w:after="0" w:line="240" w:lineRule="auto"/>
-                <w:w w:val="95"/>
-                <w:kern w:val="0"/>
-                <w:sz w:val="22"/>
-                <w:szCs w:val="18"/>
-              </w:rPr>
-            </w:pPr>
-            <w:r>
-              <w:rPr>
-                <w:rFonts w:ascii="Times New Roman" w:eastAsia="바탕" w:hAnsi="Times New Roman" w:cs="Times New Roman"/>
-                <w:color w:val="000000"/>
-                <w:spacing w:before="0" w:after="0" w:line="240" w:lineRule="auto"/>
+                <w:spacing w:val="-10"/>
+                <w:w w:val="95"/>
+                <w:kern w:val="0"/>
+                <w:sz w:val="22"/>
+                <w:szCs w:val="18"/>
+              </w:rPr>
+            </w:pPr>
+            <w:r>
+              <w:rPr>
+                <w:rFonts w:ascii="Times New Roman" w:eastAsia="바탕" w:hAnsi="Times New Roman" w:cs="Times New Roman"/>
+                <w:color w:val="000000"/>
+                <w:spacing w:val="-10"/>
                 <w:w w:val="95"/>
                 <w:kern w:val="0"/>
                 <w:sz w:val="22"/>
@@ -1672,7 +1672,7 @@
               <w:rPr>
                 <w:rFonts w:ascii="Times New Roman" w:eastAsia="바탕" w:hAnsi="Times New Roman" w:cs="Times New Roman"/>
                 <w:color w:val="000000"/>
-                <w:spacing w:before="0" w:after="0" w:line="240" w:lineRule="auto"/>
+                <w:spacing w:val="-10"/>
                 <w:w w:val="95"/>
                 <w:kern w:val="0"/>
                 <w:sz w:val="22"/>
@@ -1688,7 +1688,7 @@
               <w:rPr>
                 <w:rFonts w:ascii="Times New Roman" w:eastAsia="바탕" w:hAnsi="Times New Roman" w:cs="Times New Roman"/>
                 <w:color w:val="000000"/>
-                <w:spacing w:before="0" w:after="0" w:line="240" w:lineRule="auto"/>
+                <w:spacing w:val="-10"/>
                 <w:w w:val="95"/>
                 <w:kern w:val="0"/>
                 <w:sz w:val="22"/>
@@ -1705,18 +1705,18 @@
               <w:rPr>
                 <w:rFonts w:ascii="Times New Roman" w:eastAsia="굴림" w:hAnsi="Times New Roman" w:cs="Times New Roman"/>
                 <w:color w:val="000000"/>
-                <w:spacing w:before="0" w:after="0" w:line="240" w:lineRule="auto"/>
-                <w:w w:val="95"/>
-                <w:kern w:val="0"/>
-                <w:sz w:val="22"/>
-                <w:szCs w:val="18"/>
-              </w:rPr>
-            </w:pPr>
-            <w:r>
-              <w:rPr>
-                <w:rFonts w:ascii="Times New Roman" w:eastAsia="바탕" w:hAnsi="Times New Roman" w:cs="Times New Roman"/>
-                <w:color w:val="000000"/>
-                <w:spacing w:before="0" w:after="0" w:line="240" w:lineRule="auto"/>
+                <w:spacing w:val="-10"/>
+                <w:w w:val="95"/>
+                <w:kern w:val="0"/>
+                <w:sz w:val="22"/>
+                <w:szCs w:val="18"/>
+              </w:rPr>
+            </w:pPr>
+            <w:r>
+              <w:rPr>
+                <w:rFonts w:ascii="Times New Roman" w:eastAsia="바탕" w:hAnsi="Times New Roman" w:cs="Times New Roman"/>
+                <w:color w:val="000000"/>
+                <w:spacing w:val="-10"/>
                 <w:w w:val="95"/>
                 <w:kern w:val="0"/>
                 <w:sz w:val="22"/>
@@ -1734,18 +1734,18 @@
               <w:rPr>
                 <w:rFonts w:ascii="Times New Roman" w:eastAsia="굴림" w:hAnsi="Times New Roman" w:cs="Times New Roman"/>
                 <w:color w:val="000000"/>
-                <w:spacing w:before="0" w:after="0" w:line="240" w:lineRule="auto"/>
-                <w:w w:val="95"/>
-                <w:kern w:val="0"/>
-                <w:sz w:val="22"/>
-                <w:szCs w:val="18"/>
-              </w:rPr>
-            </w:pPr>
-            <w:r>
-              <w:rPr>
-                <w:rFonts w:ascii="Times New Roman" w:eastAsia="바탕" w:hAnsi="Times New Roman" w:cs="Times New Roman"/>
-                <w:color w:val="000000"/>
-                <w:spacing w:before="0" w:after="0" w:line="240" w:lineRule="auto"/>
+                <w:spacing w:val="-10"/>
+                <w:w w:val="95"/>
+                <w:kern w:val="0"/>
+                <w:sz w:val="22"/>
+                <w:szCs w:val="18"/>
+              </w:rPr>
+            </w:pPr>
+            <w:r>
+              <w:rPr>
+                <w:rFonts w:ascii="Times New Roman" w:eastAsia="바탕" w:hAnsi="Times New Roman" w:cs="Times New Roman"/>
+                <w:color w:val="000000"/>
+                <w:spacing w:val="-10"/>
                 <w:w w:val="95"/>
                 <w:kern w:val="0"/>
                 <w:sz w:val="22"/>
@@ -1783,18 +1783,18 @@
               <w:rPr>
                 <w:rFonts w:ascii="Times New Roman" w:eastAsia="굴림" w:hAnsi="Times New Roman" w:cs="Times New Roman"/>
                 <w:color w:val="000000"/>
-                <w:spacing w:before="0" w:after="0" w:line="240" w:lineRule="auto"/>
-                <w:w w:val="95"/>
-                <w:kern w:val="0"/>
-                <w:sz w:val="22"/>
-                <w:szCs w:val="18"/>
-              </w:rPr>
-            </w:pPr>
-            <w:r>
-              <w:rPr>
-                <w:rFonts w:ascii="Times New Roman" w:eastAsia="바탕" w:hAnsi="Times New Roman" w:cs="Times New Roman"/>
-                <w:color w:val="000000"/>
-                <w:spacing w:before="0" w:after="0" w:line="240" w:lineRule="auto"/>
+                <w:spacing w:val="-10"/>
+                <w:w w:val="95"/>
+                <w:kern w:val="0"/>
+                <w:sz w:val="22"/>
+                <w:szCs w:val="18"/>
+              </w:rPr>
+            </w:pPr>
+            <w:r>
+              <w:rPr>
+                <w:rFonts w:ascii="Times New Roman" w:eastAsia="바탕" w:hAnsi="Times New Roman" w:cs="Times New Roman"/>
+                <w:color w:val="000000"/>
+                <w:spacing w:val="-10"/>
                 <w:w w:val="95"/>
                 <w:kern w:val="0"/>
                 <w:sz w:val="22"/>
@@ -1832,18 +1832,18 @@
               <w:rPr>
                 <w:rFonts w:ascii="Times New Roman" w:eastAsia="굴림" w:hAnsi="Times New Roman" w:cs="Times New Roman"/>
                 <w:color w:val="000000"/>
-                <w:spacing w:before="0" w:after="0" w:line="240" w:lineRule="auto"/>
-                <w:w w:val="95"/>
-                <w:kern w:val="0"/>
-                <w:sz w:val="22"/>
-                <w:szCs w:val="18"/>
-              </w:rPr>
-            </w:pPr>
-            <w:r>
-              <w:rPr>
-                <w:rFonts w:ascii="Times New Roman" w:eastAsia="바탕" w:hAnsi="Times New Roman" w:cs="Times New Roman"/>
-                <w:color w:val="000000"/>
-                <w:spacing w:before="0" w:after="0" w:line="240" w:lineRule="auto"/>
+                <w:spacing w:val="-10"/>
+                <w:w w:val="95"/>
+                <w:kern w:val="0"/>
+                <w:sz w:val="22"/>
+                <w:szCs w:val="18"/>
+              </w:rPr>
+            </w:pPr>
+            <w:r>
+              <w:rPr>
+                <w:rFonts w:ascii="Times New Roman" w:eastAsia="바탕" w:hAnsi="Times New Roman" w:cs="Times New Roman"/>
+                <w:color w:val="000000"/>
+                <w:spacing w:val="-10"/>
                 <w:w w:val="95"/>
                 <w:kern w:val="0"/>
                 <w:sz w:val="22"/>
@@ -1862,18 +1862,18 @@
               <w:rPr>
                 <w:rFonts w:ascii="Times New Roman" w:eastAsia="굴림" w:hAnsi="Times New Roman" w:cs="Times New Roman"/>
                 <w:color w:val="000000"/>
-                <w:spacing w:before="0" w:after="0" w:line="240" w:lineRule="auto"/>
-                <w:w w:val="95"/>
-                <w:kern w:val="0"/>
-                <w:sz w:val="22"/>
-                <w:szCs w:val="18"/>
-              </w:rPr>
-            </w:pPr>
-            <w:r>
-              <w:rPr>
-                <w:rFonts w:ascii="Times New Roman" w:eastAsia="바탕" w:hAnsi="Times New Roman" w:cs="Times New Roman"/>
-                <w:color w:val="000000"/>
-                <w:spacing w:before="0" w:after="0" w:line="240" w:lineRule="auto"/>
+                <w:spacing w:val="-10"/>
+                <w:w w:val="95"/>
+                <w:kern w:val="0"/>
+                <w:sz w:val="22"/>
+                <w:szCs w:val="18"/>
+              </w:rPr>
+            </w:pPr>
+            <w:r>
+              <w:rPr>
+                <w:rFonts w:ascii="Times New Roman" w:eastAsia="바탕" w:hAnsi="Times New Roman" w:cs="Times New Roman"/>
+                <w:color w:val="000000"/>
+                <w:spacing w:val="-10"/>
                 <w:w w:val="95"/>
                 <w:kern w:val="0"/>
                 <w:sz w:val="22"/>
@@ -1911,18 +1911,18 @@
               <w:rPr>
                 <w:rFonts w:ascii="Times New Roman" w:eastAsia="굴림" w:hAnsi="Times New Roman" w:cs="Times New Roman"/>
                 <w:color w:val="000000"/>
-                <w:spacing w:before="0" w:after="0" w:line="240" w:lineRule="auto"/>
-                <w:w w:val="95"/>
-                <w:kern w:val="0"/>
-                <w:sz w:val="22"/>
-                <w:szCs w:val="18"/>
-              </w:rPr>
-            </w:pPr>
-            <w:r>
-              <w:rPr>
-                <w:rFonts w:ascii="Times New Roman" w:eastAsia="바탕" w:hAnsi="Times New Roman" w:cs="Times New Roman"/>
-                <w:color w:val="000000"/>
-                <w:spacing w:before="0" w:after="0" w:line="240" w:lineRule="auto"/>
+                <w:spacing w:val="-10"/>
+                <w:w w:val="95"/>
+                <w:kern w:val="0"/>
+                <w:sz w:val="22"/>
+                <w:szCs w:val="18"/>
+              </w:rPr>
+            </w:pPr>
+            <w:r>
+              <w:rPr>
+                <w:rFonts w:ascii="Times New Roman" w:eastAsia="바탕" w:hAnsi="Times New Roman" w:cs="Times New Roman"/>
+                <w:color w:val="000000"/>
+                <w:spacing w:val="-10"/>
                 <w:w w:val="95"/>
                 <w:kern w:val="0"/>
                 <w:sz w:val="22"/>
@@ -1960,18 +1960,18 @@
               <w:rPr>
                 <w:rFonts w:ascii="Times New Roman" w:eastAsia="굴림" w:hAnsi="Times New Roman" w:cs="Times New Roman"/>
                 <w:color w:val="000000"/>
-                <w:spacing w:before="0" w:after="0" w:line="240" w:lineRule="auto"/>
-                <w:w w:val="95"/>
-                <w:kern w:val="0"/>
-                <w:sz w:val="22"/>
-                <w:szCs w:val="18"/>
-              </w:rPr>
-            </w:pPr>
-            <w:r>
-              <w:rPr>
-                <w:rFonts w:ascii="Times New Roman" w:eastAsia="바탕" w:hAnsi="Times New Roman" w:cs="Times New Roman"/>
-                <w:color w:val="000000"/>
-                <w:spacing w:before="0" w:after="0" w:line="240" w:lineRule="auto"/>
+                <w:spacing w:val="-10"/>
+                <w:w w:val="95"/>
+                <w:kern w:val="0"/>
+                <w:sz w:val="22"/>
+                <w:szCs w:val="18"/>
+              </w:rPr>
+            </w:pPr>
+            <w:r>
+              <w:rPr>
+                <w:rFonts w:ascii="Times New Roman" w:eastAsia="바탕" w:hAnsi="Times New Roman" w:cs="Times New Roman"/>
+                <w:color w:val="000000"/>
+                <w:spacing w:val="-10"/>
                 <w:w w:val="95"/>
                 <w:kern w:val="0"/>
                 <w:sz w:val="22"/>
@@ -1988,7 +1988,7 @@
               <w:rPr>
                 <w:rFonts w:ascii="Times New Roman" w:eastAsia="바탕" w:hAnsi="Times New Roman" w:cs="Times New Roman"/>
                 <w:color w:val="000000"/>
-                <w:spacing w:before="0" w:after="0" w:line="240" w:lineRule="auto"/>
+                <w:spacing w:val="-10"/>
                 <w:w w:val="95"/>
                 <w:kern w:val="0"/>
                 <w:sz w:val="22"/>
@@ -2004,7 +2004,7 @@
               <w:rPr>
                 <w:rFonts w:ascii="Times New Roman" w:eastAsia="바탕" w:hAnsi="Times New Roman" w:cs="Times New Roman"/>
                 <w:color w:val="000000"/>
-                <w:spacing w:before="0" w:after="0" w:line="240" w:lineRule="auto"/>
+                <w:spacing w:val="-10"/>
                 <w:w w:val="95"/>
                 <w:kern w:val="0"/>
                 <w:sz w:val="22"/>
@@ -2020,7 +2020,7 @@
               <w:rPr>
                 <w:rFonts w:ascii="Times New Roman" w:eastAsia="바탕" w:hAnsi="Times New Roman" w:cs="Times New Roman"/>
                 <w:color w:val="000000"/>
-                <w:spacing w:before="0" w:after="0" w:line="240" w:lineRule="auto"/>
+                <w:spacing w:val="-10"/>
                 <w:w w:val="95"/>
                 <w:kern w:val="0"/>
                 <w:sz w:val="22"/>
@@ -2036,7 +2036,7 @@
               <w:rPr>
                 <w:rFonts w:ascii="Times New Roman" w:eastAsia="바탕" w:hAnsi="Times New Roman" w:cs="Times New Roman"/>
                 <w:color w:val="000000"/>
-                <w:spacing w:before="0" w:after="0" w:line="240" w:lineRule="auto"/>
+                <w:spacing w:val="-10"/>
                 <w:w w:val="95"/>
                 <w:kern w:val="0"/>
                 <w:sz w:val="22"/>
@@ -3259,8 +3259,10 @@
     </w:tbl>
     <w:p>
       <w:pPr>
+        <w:spacing w:before="0" w:after="0" w:line="20" w:lineRule="exact"/>
         <w:rPr>
-          <w:rFonts w:ascii="Times New Roman" w:hAnsi="Times New Roman" w:cs="Times New Roman"/>
+          <w:sz w:val="2"/>
+          <w:szCs w:val="2"/>
         </w:rPr>
       </w:pPr>
     </w:p>
